--- a/EXPORTS/DOCX/published/niveau2/English/ChristianMission.docx
+++ b/EXPORTS/DOCX/published/niveau2/English/ChristianMission.docx
@@ -836,7 +836,7 @@
           <w:sz w:val="24"/>
           <w:u w:val="single"/>
         </w:rPr>
-        <w:hyperlink r:id="rId10" w:history="1">
+        <w:hyperlink r:id="rId11" w:history="1">
           <w:r>
             <w:rPr>
               <w:rStyle w:val="Hyperlink"/>
@@ -865,7 +865,7 @@
           <w:sz w:val="24"/>
           <w:u w:val="single"/>
         </w:rPr>
-        <w:hyperlink r:id="rId10" w:history="1">
+        <w:hyperlink r:id="rId11" w:history="1">
           <w:r>
             <w:rPr>
               <w:rStyle w:val="Hyperlink"/>
@@ -894,7 +894,7 @@
           <w:sz w:val="24"/>
           <w:u w:val="single"/>
         </w:rPr>
-        <w:hyperlink r:id="rId10" w:history="1">
+        <w:hyperlink r:id="rId11" w:history="1">
           <w:r>
             <w:rPr>
               <w:rStyle w:val="Hyperlink"/>
@@ -912,7 +912,7 @@
           <w:sz w:val="24"/>
           <w:u w:val="single"/>
         </w:rPr>
-        <w:hyperlink r:id="rId10" w:history="1">
+        <w:hyperlink r:id="rId11" w:history="1">
           <w:r>
             <w:rPr>
               <w:rStyle w:val="Hyperlink"/>
@@ -930,7 +930,7 @@
           <w:sz w:val="24"/>
           <w:u w:val="single"/>
         </w:rPr>
-        <w:hyperlink r:id="rId10" w:history="1">
+        <w:hyperlink r:id="rId11" w:history="1">
           <w:r>
             <w:rPr>
               <w:rStyle w:val="Hyperlink"/>
@@ -959,7 +959,7 @@
           <w:sz w:val="24"/>
           <w:u w:val="single"/>
         </w:rPr>
-        <w:hyperlink r:id="rId11" w:history="1">
+        <w:hyperlink r:id="rId10" w:history="1">
           <w:r>
             <w:rPr>
               <w:rStyle w:val="Hyperlink"/>
@@ -1854,61 +1854,7 @@
           <w:color w:val="000000"/>
           <w:sz w:val="24"/>
         </w:rPr>
-        <w:t>Dut</w:t>
-      </w:r>
-      <w:r>
-        <w:rPr>
-          <w:u w:val="single" w:color="0000ff"/>
-          <w:rFonts w:ascii="Charis SIL Regular" w:hAnsi="Charis SIL Regular" w:eastAsia="Charis SIL Regular"/>
-          <w:b w:val="0"/>
-          <w:i w:val="0"/>
-          <w:color w:val="000000"/>
-          <w:sz w:val="24"/>
-        </w:rPr>
-        <w:hyperlink r:id="rId15" w:history="1">
-          <w:r>
-            <w:rPr>
-              <w:rStyle w:val="Hyperlink"/>
-            </w:rPr>
-            <w:t>ch Protestant</w:t>
-          </w:r>
-        </w:hyperlink>
-      </w:r>
-      <w:r>
-        <w:rPr>
-          <w:u w:val="single" w:color="0000ff"/>
-          <w:rFonts w:ascii="Charis SIL Regular" w:hAnsi="Charis SIL Regular" w:eastAsia="Charis SIL Regular"/>
-          <w:b w:val="0"/>
-          <w:i w:val="0"/>
-          <w:color w:val="000000"/>
-          <w:sz w:val="24"/>
-        </w:rPr>
-        <w:hyperlink r:id="rId15" w:history="1">
-          <w:r>
-            <w:rPr>
-              <w:rStyle w:val="Hyperlink"/>
-            </w:rPr>
-            <w:t xml:space="preserve"> and</w:t>
-          </w:r>
-        </w:hyperlink>
-      </w:r>
-      <w:r>
-        <w:rPr>
-          <w:u w:val="single" w:color="0000ff"/>
-          <w:rFonts w:ascii="Charis SIL Regular" w:hAnsi="Charis SIL Regular" w:eastAsia="Charis SIL Regular"/>
-          <w:b w:val="0"/>
-          <w:i w:val="0"/>
-          <w:color w:val="000000"/>
-          <w:sz w:val="24"/>
-        </w:rPr>
-        <w:hyperlink r:id="rId15" w:history="1">
-          <w:r>
-            <w:rPr>
-              <w:rStyle w:val="Hyperlink"/>
-            </w:rPr>
-            <w:t xml:space="preserve"> Catholic mis</w:t>
-          </w:r>
-        </w:hyperlink>
+        <w:t>Dutch Protestant and Catholic mis</w:t>
       </w:r>
       <w:r>
         <w:rPr>
@@ -2629,7 +2575,7 @@
           <w:sz w:val="24"/>
           <w:u w:val="single"/>
         </w:rPr>
-        <w:hyperlink r:id="rId18" w:history="1">
+        <w:hyperlink r:id="rId19" w:history="1">
           <w:r>
             <w:rPr>
               <w:rStyle w:val="Hyperlink"/>
@@ -2676,7 +2622,7 @@
           <w:sz w:val="24"/>
           <w:u w:val="single"/>
         </w:rPr>
-        <w:hyperlink r:id="rId19" w:history="1">
+        <w:hyperlink r:id="rId18" w:history="1">
           <w:r>
             <w:rPr>
               <w:rStyle w:val="Hyperlink"/>
@@ -2758,7 +2704,7 @@
           <w:sz w:val="24"/>
           <w:u w:val="single"/>
         </w:rPr>
-        <w:hyperlink r:id="rId19" w:history="1">
+        <w:hyperlink r:id="rId20" w:history="1">
           <w:r>
             <w:rPr>
               <w:rStyle w:val="Hyperlink"/>
@@ -2794,7 +2740,7 @@
           <w:sz w:val="24"/>
           <w:u w:val="single"/>
         </w:rPr>
-        <w:hyperlink r:id="rId19" w:history="1">
+        <w:hyperlink r:id="rId20" w:history="1">
           <w:r>
             <w:rPr>
               <w:rStyle w:val="Hyperlink"/>
@@ -2823,7 +2769,7 @@
           <w:sz w:val="24"/>
           <w:u w:val="single"/>
         </w:rPr>
-        <w:hyperlink r:id="rId19" w:history="1">
+        <w:hyperlink r:id="rId20" w:history="1">
           <w:r>
             <w:rPr>
               <w:rStyle w:val="Hyperlink"/>
@@ -2870,7 +2816,14 @@
           <w:color w:val="000000"/>
           <w:sz w:val="24"/>
         </w:rPr>
-        <w:t>Vrije U</w:t>
+        <w:hyperlink r:id="rId19" w:history="1">
+          <w:r>
+            <w:rPr>
+              <w:rStyle w:val="Hyperlink"/>
+            </w:rPr>
+            <w:t>Vrije U</w:t>
+          </w:r>
+        </w:hyperlink>
       </w:r>
       <w:r>
         <w:rPr>
@@ -2946,7 +2899,6 @@
       </w:r>
       <w:r>
         <w:rPr>
-          <w:u w:val="single" w:color="0000ff"/>
           <w:rFonts w:ascii="Charis SIL Regular" w:hAnsi="Charis SIL Regular" w:eastAsia="Charis SIL Regular"/>
           <w:b w:val="0"/>
           <w:i w:val="0"/>
@@ -2989,7 +2941,7 @@
           <w:sz w:val="24"/>
           <w:u w:val="single"/>
         </w:rPr>
-        <w:hyperlink r:id="rId21" w:history="1">
+        <w:hyperlink r:id="rId19" w:history="1">
           <w:r>
             <w:rPr>
               <w:rStyle w:val="Hyperlink"/>
@@ -3043,7 +2995,7 @@
           <w:sz w:val="24"/>
           <w:u w:val="single"/>
         </w:rPr>
-        <w:hyperlink r:id="rId21" w:history="1">
+        <w:hyperlink r:id="rId19" w:history="1">
           <w:r>
             <w:rPr>
               <w:rStyle w:val="Hyperlink"/>
@@ -3061,7 +3013,7 @@
           <w:sz w:val="24"/>
           <w:u w:val="single"/>
         </w:rPr>
-        <w:hyperlink r:id="rId21" w:history="1">
+        <w:hyperlink r:id="rId19" w:history="1">
           <w:r>
             <w:rPr>
               <w:rStyle w:val="Hyperlink"/>
@@ -3079,7 +3031,7 @@
           <w:sz w:val="24"/>
           <w:u w:val="single"/>
         </w:rPr>
-        <w:hyperlink r:id="rId21" w:history="1">
+        <w:hyperlink r:id="rId19" w:history="1">
           <w:r>
             <w:rPr>
               <w:rStyle w:val="Hyperlink"/>
@@ -3097,7 +3049,7 @@
           <w:sz w:val="24"/>
           <w:u w:val="single"/>
         </w:rPr>
-        <w:hyperlink r:id="rId21" w:history="1">
+        <w:hyperlink r:id="rId19" w:history="1">
           <w:r>
             <w:rPr>
               <w:rStyle w:val="Hyperlink"/>
@@ -3113,6 +3065,7 @@
           <w:i w:val="0"/>
           <w:color w:val="0000FF"/>
           <w:sz w:val="24"/>
+          <w:u w:val="single"/>
         </w:rPr>
         <w:t xml:space="preserve"> </w:t>
       </w:r>
@@ -3125,7 +3078,7 @@
           <w:sz w:val="24"/>
           <w:u w:val="single"/>
         </w:rPr>
-        <w:hyperlink r:id="rId19" w:history="1">
+        <w:hyperlink r:id="rId21" w:history="1">
           <w:r>
             <w:rPr>
               <w:rStyle w:val="Hyperlink"/>
@@ -3207,7 +3160,7 @@
           <w:sz w:val="24"/>
           <w:u w:val="single"/>
         </w:rPr>
-        <w:hyperlink r:id="rId22" w:history="1">
+        <w:hyperlink r:id="rId20" w:history="1">
           <w:r>
             <w:rPr>
               <w:rStyle w:val="Hyperlink"/>
@@ -3225,7 +3178,7 @@
           <w:sz w:val="24"/>
           <w:u w:val="single"/>
         </w:rPr>
-        <w:hyperlink r:id="rId22" w:history="1">
+        <w:hyperlink r:id="rId20" w:history="1">
           <w:r>
             <w:rPr>
               <w:rStyle w:val="Hyperlink"/>
@@ -3329,14 +3282,7 @@
           <w:color w:val="000000"/>
           <w:sz w:val="24"/>
         </w:rPr>
-        <w:hyperlink r:id="rId21" w:history="1">
-          <w:r>
-            <w:rPr>
-              <w:rStyle w:val="Hyperlink"/>
-            </w:rPr>
-            <w:t>ives can</w:t>
-          </w:r>
-        </w:hyperlink>
+        <w:t>ives can</w:t>
       </w:r>
       <w:r>
         <w:rPr>
@@ -3414,42 +3360,13 @@
       </w:r>
       <w:r>
         <w:rPr>
-          <w:u w:val="single" w:color="0000ff"/>
           <w:rFonts w:ascii="Charis SIL Regular" w:hAnsi="Charis SIL Regular" w:eastAsia="Charis SIL Regular"/>
           <w:b w:val="0"/>
           <w:i w:val="0"/>
           <w:color w:val="000000"/>
           <w:sz w:val="24"/>
         </w:rPr>
-        <w:t>t</w:t>
-      </w:r>
-      <w:r>
-        <w:rPr>
-          <w:rFonts w:ascii="Charis SIL Regular" w:hAnsi="Charis SIL Regular" w:eastAsia="Charis SIL Regular"/>
-          <w:b w:val="0"/>
-          <w:i w:val="0"/>
-          <w:color w:val="000000"/>
-          <w:sz w:val="24"/>
-        </w:rPr>
-        <w:t>he count</w:t>
-      </w:r>
-      <w:r>
-        <w:rPr>
-          <w:u w:val="single" w:color="0000ff"/>
-          <w:rFonts w:ascii="Charis SIL Regular" w:hAnsi="Charis SIL Regular" w:eastAsia="Charis SIL Regular"/>
-          <w:b w:val="0"/>
-          <w:i w:val="0"/>
-          <w:color w:val="000000"/>
-          <w:sz w:val="24"/>
-        </w:rPr>
-        <w:hyperlink r:id="rId22" w:history="1">
-          <w:r>
-            <w:rPr>
-              <w:rStyle w:val="Hyperlink"/>
-            </w:rPr>
-            <w:t>ries where the m</w:t>
-          </w:r>
-        </w:hyperlink>
+        <w:t>the countries where the m</w:t>
       </w:r>
       <w:r>
         <w:rPr>
@@ -3615,7 +3532,7 @@
           <w:sz w:val="24"/>
           <w:u w:val="single"/>
         </w:rPr>
-        <w:t>Scientific research</w:t>
+        <w:t xml:space="preserve">Scientific research </w:t>
       </w:r>
       <w:r>
         <w:rPr>
@@ -3626,7 +3543,7 @@
           <w:sz w:val="24"/>
           <w:u w:val="single"/>
         </w:rPr>
-        <w:t xml:space="preserve"> </w:t>
+        <w:t>in colonised territorie</w:t>
       </w:r>
       <w:r>
         <w:rPr>
@@ -3635,9 +3552,32 @@
           <w:i w:val="0"/>
           <w:color w:val="0000FF"/>
           <w:sz w:val="24"/>
+        </w:rPr>
+        <w:t>s</w:t>
+      </w:r>
+      <w:r>
+        <w:br/>
+      </w:r>
+      <w:r>
+        <w:rPr>
+          <w:rFonts w:ascii="Charis SIL Regular" w:hAnsi="Charis SIL Regular" w:eastAsia="Charis SIL Regular"/>
+          <w:b w:val="0"/>
+          <w:i w:val="0"/>
+          <w:color w:val="000000"/>
+          <w:sz w:val="24"/>
+        </w:rPr>
+        <w:t xml:space="preserve">•  </w:t>
+      </w:r>
+      <w:r>
+        <w:rPr>
+          <w:rFonts w:ascii="Charis SIL Regular" w:hAnsi="Charis SIL Regular" w:eastAsia="Charis SIL Regular"/>
+          <w:b w:val="0"/>
+          <w:i w:val="0"/>
+          <w:color w:val="0000FF"/>
+          <w:sz w:val="24"/>
           <w:u w:val="single"/>
         </w:rPr>
-        <w:t>in colonised territories</w:t>
+        <w:t>Indonesia</w:t>
       </w:r>
       <w:r>
         <w:br/>
@@ -3661,7 +3601,18 @@
           <w:sz w:val="24"/>
           <w:u w:val="single"/>
         </w:rPr>
-        <w:t>Indonesia</w:t>
+        <w:t>Nederland</w:t>
+      </w:r>
+      <w:r>
+        <w:rPr>
+          <w:rFonts w:ascii="Charis SIL Regular" w:hAnsi="Charis SIL Regular" w:eastAsia="Charis SIL Regular"/>
+          <w:b w:val="0"/>
+          <w:i w:val="0"/>
+          <w:color w:val="0000FF"/>
+          <w:sz w:val="24"/>
+          <w:u w:val="single"/>
+        </w:rPr>
+        <w:t>s Volkenkundig Missiemuseum</w:t>
       </w:r>
       <w:r>
         <w:br/>
@@ -3685,18 +3636,42 @@
           <w:sz w:val="24"/>
           <w:u w:val="single"/>
         </w:rPr>
-        <w:t>Nederland</w:t>
+        <w:t>Nijmeegs Volkenkundig Museum</w:t>
+      </w:r>
+      <w:r>
+        <w:br/>
       </w:r>
       <w:r>
         <w:rPr>
           <w:rFonts w:ascii="Charis SIL Regular" w:hAnsi="Charis SIL Regular" w:eastAsia="Charis SIL Regular"/>
           <w:b w:val="0"/>
           <w:i w:val="0"/>
+          <w:color w:val="000000"/>
+          <w:sz w:val="24"/>
+        </w:rPr>
+        <w:t xml:space="preserve">•  </w:t>
+      </w:r>
+      <w:r>
+        <w:rPr>
+          <w:rFonts w:ascii="Charis SIL Regular" w:hAnsi="Charis SIL Regular" w:eastAsia="Charis SIL Regular"/>
+          <w:b w:val="0"/>
+          <w:i w:val="0"/>
           <w:color w:val="0000FF"/>
           <w:sz w:val="24"/>
           <w:u w:val="single"/>
         </w:rPr>
-        <w:t>s Volkenkundig Missiemuseum</w:t>
+        <w:t>Nederlandsch Zendeling Genoots</w:t>
+      </w:r>
+      <w:r>
+        <w:rPr>
+          <w:rFonts w:ascii="Charis SIL Regular" w:hAnsi="Charis SIL Regular" w:eastAsia="Charis SIL Regular"/>
+          <w:b w:val="0"/>
+          <w:i w:val="0"/>
+          <w:color w:val="0000FF"/>
+          <w:sz w:val="24"/>
+          <w:u w:val="single"/>
+        </w:rPr>
+        <w:t>chap</w:t>
       </w:r>
       <w:r>
         <w:br/>
@@ -3720,20 +3695,18 @@
           <w:sz w:val="24"/>
           <w:u w:val="single"/>
         </w:rPr>
-        <w:t>Nijmeegs Volkenkundig Museum</w:t>
-      </w:r>
-      <w:r>
-        <w:br/>
+        <w:t>Scientific research in colonised terri</w:t>
       </w:r>
       <w:r>
         <w:rPr>
           <w:rFonts w:ascii="Charis SIL Regular" w:hAnsi="Charis SIL Regular" w:eastAsia="Charis SIL Regular"/>
           <w:b w:val="0"/>
           <w:i w:val="0"/>
-          <w:color w:val="000000"/>
-          <w:sz w:val="24"/>
-        </w:rPr>
-        <w:t xml:space="preserve">•  </w:t>
+          <w:color w:val="0000FF"/>
+          <w:sz w:val="24"/>
+          <w:u w:val="single"/>
+        </w:rPr>
+        <w:t>t</w:t>
       </w:r>
       <w:r>
         <w:rPr>
@@ -3744,63 +3717,7 @@
           <w:sz w:val="24"/>
           <w:u w:val="single"/>
         </w:rPr>
-        <w:t>Nederlandsch Zendeling Genoots</w:t>
-      </w:r>
-      <w:r>
-        <w:rPr>
-          <w:rFonts w:ascii="Charis SIL Regular" w:hAnsi="Charis SIL Regular" w:eastAsia="Charis SIL Regular"/>
-          <w:b w:val="0"/>
-          <w:i w:val="0"/>
-          <w:color w:val="0000FF"/>
-          <w:sz w:val="24"/>
-          <w:u w:val="single"/>
-        </w:rPr>
-        <w:t>chap</w:t>
-      </w:r>
-      <w:r>
-        <w:br/>
-      </w:r>
-      <w:r>
-        <w:rPr>
-          <w:rFonts w:ascii="Charis SIL Regular" w:hAnsi="Charis SIL Regular" w:eastAsia="Charis SIL Regular"/>
-          <w:b w:val="0"/>
-          <w:i w:val="0"/>
-          <w:color w:val="000000"/>
-          <w:sz w:val="24"/>
-        </w:rPr>
-        <w:t xml:space="preserve">•  </w:t>
-      </w:r>
-      <w:r>
-        <w:rPr>
-          <w:rFonts w:ascii="Charis SIL Regular" w:hAnsi="Charis SIL Regular" w:eastAsia="Charis SIL Regular"/>
-          <w:b w:val="0"/>
-          <w:i w:val="0"/>
-          <w:color w:val="0000FF"/>
-          <w:sz w:val="24"/>
-          <w:u w:val="single"/>
-        </w:rPr>
-        <w:t>Scientific research in colonised territ</w:t>
-      </w:r>
-      <w:r>
-        <w:rPr>
-          <w:rFonts w:ascii="Charis SIL Regular" w:hAnsi="Charis SIL Regular" w:eastAsia="Charis SIL Regular"/>
-          <w:b w:val="0"/>
-          <w:i w:val="0"/>
-          <w:color w:val="0000FF"/>
-          <w:sz w:val="24"/>
-          <w:u w:val="single"/>
-        </w:rPr>
-        <w:t>orie</w:t>
-      </w:r>
-      <w:r>
-        <w:rPr>
-          <w:rFonts w:ascii="Charis SIL Regular" w:hAnsi="Charis SIL Regular" w:eastAsia="Charis SIL Regular"/>
-          <w:b w:val="0"/>
-          <w:i w:val="0"/>
-          <w:color w:val="0000FF"/>
-          <w:sz w:val="24"/>
-        </w:rPr>
-        <w:t>s</w:t>
+        <w:t>ories</w:t>
       </w:r>
       <w:r>
         <w:br/>

--- a/EXPORTS/DOCX/published/niveau2/English/ChristianMission.docx
+++ b/EXPORTS/DOCX/published/niveau2/English/ChristianMission.docx
@@ -1098,61 +1098,7 @@
           <w:color w:val="000000"/>
           <w:sz w:val="24"/>
         </w:rPr>
-        <w:t xml:space="preserve"> (formerly</w:t>
-      </w:r>
-      <w:r>
-        <w:rPr>
-          <w:u w:val="single" w:color="0000ff"/>
-          <w:rFonts w:ascii="Charis SIL Regular" w:hAnsi="Charis SIL Regular" w:eastAsia="Charis SIL Regular"/>
-          <w:b w:val="0"/>
-          <w:i w:val="0"/>
-          <w:color w:val="000000"/>
-          <w:sz w:val="24"/>
-        </w:rPr>
-        <w:hyperlink r:id="rId11" w:history="1">
-          <w:r>
-            <w:rPr>
-              <w:rStyle w:val="Hyperlink"/>
-            </w:rPr>
-            <w:t xml:space="preserve"> the Afrika M</w:t>
-          </w:r>
-        </w:hyperlink>
-      </w:r>
-      <w:r>
-        <w:rPr>
-          <w:u w:val="single" w:color="0000ff"/>
-          <w:rFonts w:ascii="Charis SIL Regular" w:hAnsi="Charis SIL Regular" w:eastAsia="Charis SIL Regular"/>
-          <w:b w:val="0"/>
-          <w:i w:val="0"/>
-          <w:color w:val="000000"/>
-          <w:sz w:val="24"/>
-        </w:rPr>
-        <w:hyperlink r:id="rId11" w:history="1">
-          <w:r>
-            <w:rPr>
-              <w:rStyle w:val="Hyperlink"/>
-            </w:rPr>
-            <w:t>u</w:t>
-          </w:r>
-        </w:hyperlink>
-      </w:r>
-      <w:r>
-        <w:rPr>
-          <w:u w:val="single" w:color="0000ff"/>
-          <w:rFonts w:ascii="Charis SIL Regular" w:hAnsi="Charis SIL Regular" w:eastAsia="Charis SIL Regular"/>
-          <w:b w:val="0"/>
-          <w:i w:val="0"/>
-          <w:color w:val="000000"/>
-          <w:sz w:val="24"/>
-        </w:rPr>
-        <w:hyperlink r:id="rId11" w:history="1">
-          <w:r>
-            <w:rPr>
-              <w:rStyle w:val="Hyperlink"/>
-            </w:rPr>
-            <w:t>se</w:t>
-          </w:r>
-        </w:hyperlink>
+        <w:t xml:space="preserve"> (formerly the Afrika Muse</w:t>
       </w:r>
       <w:r>
         <w:rPr>
@@ -1267,21 +1213,13 @@
       </w:r>
       <w:r>
         <w:rPr>
-          <w:u w:val="single" w:color="0000ff"/>
           <w:rFonts w:ascii="Charis SIL Regular" w:hAnsi="Charis SIL Regular" w:eastAsia="Charis SIL Regular"/>
           <w:b w:val="0"/>
           <w:i w:val="0"/>
           <w:color w:val="000000"/>
           <w:sz w:val="24"/>
         </w:rPr>
-        <w:hyperlink r:id="rId12" w:history="1">
-          <w:r>
-            <w:rPr>
-              <w:rStyle w:val="Hyperlink"/>
-            </w:rPr>
-            <w:t>2024</w:t>
-          </w:r>
-        </w:hyperlink>
+        <w:t>2024</w:t>
       </w:r>
       <w:r>
         <w:rPr>
@@ -2546,7 +2484,7 @@
           <w:sz w:val="24"/>
           <w:u w:val="single"/>
         </w:rPr>
-        <w:t xml:space="preserve"> </w:t>
+        <w:t xml:space="preserve"> th</w:t>
       </w:r>
       <w:r>
         <w:rPr>
@@ -2557,25 +2495,7 @@
           <w:sz w:val="24"/>
           <w:u w:val="single"/>
         </w:rPr>
-        <w:hyperlink r:id="rId19" w:history="1">
-          <w:r>
-            <w:rPr>
-              <w:rStyle w:val="Hyperlink"/>
-            </w:rPr>
-            <w:t>th</w:t>
-          </w:r>
-        </w:hyperlink>
-      </w:r>
-      <w:r>
-        <w:rPr>
-          <w:rFonts w:ascii="Charis SIL Regular" w:hAnsi="Charis SIL Regular" w:eastAsia="Charis SIL Regular"/>
-          <w:b w:val="0"/>
-          <w:i w:val="0"/>
-          <w:color w:val="0000FF"/>
-          <w:sz w:val="24"/>
-          <w:u w:val="single"/>
-        </w:rPr>
-        <w:hyperlink r:id="rId19" w:history="1">
+        <w:hyperlink r:id="rId18" w:history="1">
           <w:r>
             <w:rPr>
               <w:rStyle w:val="Hyperlink"/>
@@ -2622,7 +2542,7 @@
           <w:sz w:val="24"/>
           <w:u w:val="single"/>
         </w:rPr>
-        <w:hyperlink r:id="rId18" w:history="1">
+        <w:hyperlink r:id="rId19" w:history="1">
           <w:r>
             <w:rPr>
               <w:rStyle w:val="Hyperlink"/>
@@ -2633,6 +2553,7 @@
       </w:r>
       <w:r>
         <w:rPr>
+          <w:u w:val="single" w:color="0000ff"/>
           <w:rFonts w:ascii="Charis SIL Regular" w:hAnsi="Charis SIL Regular" w:eastAsia="Charis SIL Regular"/>
           <w:b w:val="0"/>
           <w:i w:val="0"/>
@@ -2668,7 +2589,7 @@
           <w:sz w:val="24"/>
           <w:u w:val="single"/>
         </w:rPr>
-        <w:hyperlink r:id="rId20" w:history="1">
+        <w:hyperlink r:id="rId19" w:history="1">
           <w:r>
             <w:rPr>
               <w:rStyle w:val="Hyperlink"/>
@@ -2686,7 +2607,7 @@
           <w:sz w:val="24"/>
           <w:u w:val="single"/>
         </w:rPr>
-        <w:hyperlink r:id="rId20" w:history="1">
+        <w:hyperlink r:id="rId19" w:history="1">
           <w:r>
             <w:rPr>
               <w:rStyle w:val="Hyperlink"/>
@@ -2704,7 +2625,7 @@
           <w:sz w:val="24"/>
           <w:u w:val="single"/>
         </w:rPr>
-        <w:hyperlink r:id="rId20" w:history="1">
+        <w:hyperlink r:id="rId19" w:history="1">
           <w:r>
             <w:rPr>
               <w:rStyle w:val="Hyperlink"/>
@@ -2740,7 +2661,7 @@
           <w:sz w:val="24"/>
           <w:u w:val="single"/>
         </w:rPr>
-        <w:hyperlink r:id="rId20" w:history="1">
+        <w:hyperlink r:id="rId19" w:history="1">
           <w:r>
             <w:rPr>
               <w:rStyle w:val="Hyperlink"/>
@@ -2805,25 +2726,7 @@
           <w:color w:val="000000"/>
           <w:sz w:val="24"/>
         </w:rPr>
-        <w:t xml:space="preserve"> </w:t>
-      </w:r>
-      <w:r>
-        <w:rPr>
-          <w:u w:val="single" w:color="0000ff"/>
-          <w:rFonts w:ascii="Charis SIL Regular" w:hAnsi="Charis SIL Regular" w:eastAsia="Charis SIL Regular"/>
-          <w:b w:val="0"/>
-          <w:i w:val="0"/>
-          <w:color w:val="000000"/>
-          <w:sz w:val="24"/>
-        </w:rPr>
-        <w:hyperlink r:id="rId19" w:history="1">
-          <w:r>
-            <w:rPr>
-              <w:rStyle w:val="Hyperlink"/>
-            </w:rPr>
-            <w:t>Vrije U</w:t>
-          </w:r>
-        </w:hyperlink>
+        <w:t xml:space="preserve"> Vrije U</w:t>
       </w:r>
       <w:r>
         <w:rPr>
@@ -2899,6 +2802,7 @@
       </w:r>
       <w:r>
         <w:rPr>
+          <w:u w:val="single" w:color="0000ff"/>
           <w:rFonts w:ascii="Charis SIL Regular" w:hAnsi="Charis SIL Regular" w:eastAsia="Charis SIL Regular"/>
           <w:b w:val="0"/>
           <w:i w:val="0"/>
@@ -2923,7 +2827,7 @@
           <w:sz w:val="24"/>
           <w:u w:val="single"/>
         </w:rPr>
-        <w:hyperlink r:id="rId19" w:history="1">
+        <w:hyperlink r:id="rId21" w:history="1">
           <w:r>
             <w:rPr>
               <w:rStyle w:val="Hyperlink"/>
@@ -2941,7 +2845,7 @@
           <w:sz w:val="24"/>
           <w:u w:val="single"/>
         </w:rPr>
-        <w:hyperlink r:id="rId19" w:history="1">
+        <w:hyperlink r:id="rId21" w:history="1">
           <w:r>
             <w:rPr>
               <w:rStyle w:val="Hyperlink"/>
@@ -2995,7 +2899,7 @@
           <w:sz w:val="24"/>
           <w:u w:val="single"/>
         </w:rPr>
-        <w:hyperlink r:id="rId19" w:history="1">
+        <w:hyperlink r:id="rId21" w:history="1">
           <w:r>
             <w:rPr>
               <w:rStyle w:val="Hyperlink"/>
@@ -3031,54 +2935,18 @@
           <w:sz w:val="24"/>
           <w:u w:val="single"/>
         </w:rPr>
+        <w:t xml:space="preserve">ion </w:t>
+      </w:r>
+      <w:r>
+        <w:rPr>
+          <w:rFonts w:ascii="Charis SIL Regular" w:hAnsi="Charis SIL Regular" w:eastAsia="Charis SIL Regular"/>
+          <w:b w:val="0"/>
+          <w:i w:val="0"/>
+          <w:color w:val="0000FF"/>
+          <w:sz w:val="24"/>
+          <w:u w:val="single"/>
+        </w:rPr>
         <w:hyperlink r:id="rId19" w:history="1">
-          <w:r>
-            <w:rPr>
-              <w:rStyle w:val="Hyperlink"/>
-            </w:rPr>
-            <w:t>i</w:t>
-          </w:r>
-        </w:hyperlink>
-      </w:r>
-      <w:r>
-        <w:rPr>
-          <w:rFonts w:ascii="Charis SIL Regular" w:hAnsi="Charis SIL Regular" w:eastAsia="Charis SIL Regular"/>
-          <w:b w:val="0"/>
-          <w:i w:val="0"/>
-          <w:color w:val="0000FF"/>
-          <w:sz w:val="24"/>
-          <w:u w:val="single"/>
-        </w:rPr>
-        <w:hyperlink r:id="rId19" w:history="1">
-          <w:r>
-            <w:rPr>
-              <w:rStyle w:val="Hyperlink"/>
-            </w:rPr>
-            <w:t>on</w:t>
-          </w:r>
-        </w:hyperlink>
-      </w:r>
-      <w:r>
-        <w:rPr>
-          <w:rFonts w:ascii="Charis SIL Regular" w:hAnsi="Charis SIL Regular" w:eastAsia="Charis SIL Regular"/>
-          <w:b w:val="0"/>
-          <w:i w:val="0"/>
-          <w:color w:val="0000FF"/>
-          <w:sz w:val="24"/>
-          <w:u w:val="single"/>
-        </w:rPr>
-        <w:t xml:space="preserve"> </w:t>
-      </w:r>
-      <w:r>
-        <w:rPr>
-          <w:rFonts w:ascii="Charis SIL Regular" w:hAnsi="Charis SIL Regular" w:eastAsia="Charis SIL Regular"/>
-          <w:b w:val="0"/>
-          <w:i w:val="0"/>
-          <w:color w:val="0000FF"/>
-          <w:sz w:val="24"/>
-          <w:u w:val="single"/>
-        </w:rPr>
-        <w:hyperlink r:id="rId21" w:history="1">
           <w:r>
             <w:rPr>
               <w:rStyle w:val="Hyperlink"/>
@@ -3142,32 +3010,7 @@
           <w:sz w:val="24"/>
           <w:u w:val="single"/>
         </w:rPr>
-        <w:hyperlink r:id="rId20" w:history="1">
-          <w:r>
-            <w:rPr>
-              <w:rStyle w:val="Hyperlink"/>
-            </w:rPr>
-            <w:t>Erf</w:t>
-          </w:r>
-        </w:hyperlink>
-      </w:r>
-      <w:r>
-        <w:rPr>
-          <w:rFonts w:ascii="Charis SIL Regular" w:hAnsi="Charis SIL Regular" w:eastAsia="Charis SIL Regular"/>
-          <w:b w:val="0"/>
-          <w:i w:val="0"/>
-          <w:color w:val="0000FF"/>
-          <w:sz w:val="24"/>
-          <w:u w:val="single"/>
-        </w:rPr>
-        <w:hyperlink r:id="rId20" w:history="1">
-          <w:r>
-            <w:rPr>
-              <w:rStyle w:val="Hyperlink"/>
-            </w:rPr>
-            <w:t>goedcentru</w:t>
-          </w:r>
-        </w:hyperlink>
+        <w:t>Erfgoedcentru</w:t>
       </w:r>
       <w:r>
         <w:rPr>
@@ -3282,7 +3125,14 @@
           <w:color w:val="000000"/>
           <w:sz w:val="24"/>
         </w:rPr>
-        <w:t>ives can</w:t>
+        <w:hyperlink r:id="rId21" w:history="1">
+          <w:r>
+            <w:rPr>
+              <w:rStyle w:val="Hyperlink"/>
+            </w:rPr>
+            <w:t>ives can</w:t>
+          </w:r>
+        </w:hyperlink>
       </w:r>
       <w:r>
         <w:rPr>
@@ -3360,13 +3210,42 @@
       </w:r>
       <w:r>
         <w:rPr>
+          <w:u w:val="single" w:color="0000ff"/>
           <w:rFonts w:ascii="Charis SIL Regular" w:hAnsi="Charis SIL Regular" w:eastAsia="Charis SIL Regular"/>
           <w:b w:val="0"/>
           <w:i w:val="0"/>
           <w:color w:val="000000"/>
           <w:sz w:val="24"/>
         </w:rPr>
-        <w:t>the countries where the m</w:t>
+        <w:t>t</w:t>
+      </w:r>
+      <w:r>
+        <w:rPr>
+          <w:rFonts w:ascii="Charis SIL Regular" w:hAnsi="Charis SIL Regular" w:eastAsia="Charis SIL Regular"/>
+          <w:b w:val="0"/>
+          <w:i w:val="0"/>
+          <w:color w:val="000000"/>
+          <w:sz w:val="24"/>
+        </w:rPr>
+        <w:t>he count</w:t>
+      </w:r>
+      <w:r>
+        <w:rPr>
+          <w:u w:val="single" w:color="0000ff"/>
+          <w:rFonts w:ascii="Charis SIL Regular" w:hAnsi="Charis SIL Regular" w:eastAsia="Charis SIL Regular"/>
+          <w:b w:val="0"/>
+          <w:i w:val="0"/>
+          <w:color w:val="000000"/>
+          <w:sz w:val="24"/>
+        </w:rPr>
+        <w:hyperlink r:id="rId22" w:history="1">
+          <w:r>
+            <w:rPr>
+              <w:rStyle w:val="Hyperlink"/>
+            </w:rPr>
+            <w:t>ries where the m</w:t>
+          </w:r>
+        </w:hyperlink>
       </w:r>
       <w:r>
         <w:rPr>
@@ -3532,7 +3411,7 @@
           <w:sz w:val="24"/>
           <w:u w:val="single"/>
         </w:rPr>
-        <w:t xml:space="preserve">Scientific research </w:t>
+        <w:t>Scientific research</w:t>
       </w:r>
       <w:r>
         <w:rPr>
@@ -3543,7 +3422,7 @@
           <w:sz w:val="24"/>
           <w:u w:val="single"/>
         </w:rPr>
-        <w:t>in colonised territorie</w:t>
+        <w:t xml:space="preserve"> </w:t>
       </w:r>
       <w:r>
         <w:rPr>
@@ -3552,172 +3431,172 @@
           <w:i w:val="0"/>
           <w:color w:val="0000FF"/>
           <w:sz w:val="24"/>
+          <w:u w:val="single"/>
+        </w:rPr>
+        <w:t>in colonised territories</w:t>
+      </w:r>
+      <w:r>
+        <w:br/>
+      </w:r>
+      <w:r>
+        <w:rPr>
+          <w:rFonts w:ascii="Charis SIL Regular" w:hAnsi="Charis SIL Regular" w:eastAsia="Charis SIL Regular"/>
+          <w:b w:val="0"/>
+          <w:i w:val="0"/>
+          <w:color w:val="000000"/>
+          <w:sz w:val="24"/>
+        </w:rPr>
+        <w:t xml:space="preserve">•  </w:t>
+      </w:r>
+      <w:r>
+        <w:rPr>
+          <w:rFonts w:ascii="Charis SIL Regular" w:hAnsi="Charis SIL Regular" w:eastAsia="Charis SIL Regular"/>
+          <w:b w:val="0"/>
+          <w:i w:val="0"/>
+          <w:color w:val="0000FF"/>
+          <w:sz w:val="24"/>
+          <w:u w:val="single"/>
+        </w:rPr>
+        <w:t>Indonesia</w:t>
+      </w:r>
+      <w:r>
+        <w:br/>
+      </w:r>
+      <w:r>
+        <w:rPr>
+          <w:rFonts w:ascii="Charis SIL Regular" w:hAnsi="Charis SIL Regular" w:eastAsia="Charis SIL Regular"/>
+          <w:b w:val="0"/>
+          <w:i w:val="0"/>
+          <w:color w:val="000000"/>
+          <w:sz w:val="24"/>
+        </w:rPr>
+        <w:t xml:space="preserve">•  </w:t>
+      </w:r>
+      <w:r>
+        <w:rPr>
+          <w:rFonts w:ascii="Charis SIL Regular" w:hAnsi="Charis SIL Regular" w:eastAsia="Charis SIL Regular"/>
+          <w:b w:val="0"/>
+          <w:i w:val="0"/>
+          <w:color w:val="0000FF"/>
+          <w:sz w:val="24"/>
+          <w:u w:val="single"/>
+        </w:rPr>
+        <w:t>Nederland</w:t>
+      </w:r>
+      <w:r>
+        <w:rPr>
+          <w:rFonts w:ascii="Charis SIL Regular" w:hAnsi="Charis SIL Regular" w:eastAsia="Charis SIL Regular"/>
+          <w:b w:val="0"/>
+          <w:i w:val="0"/>
+          <w:color w:val="0000FF"/>
+          <w:sz w:val="24"/>
+          <w:u w:val="single"/>
+        </w:rPr>
+        <w:t>s Volkenkundig Missiemuseum</w:t>
+      </w:r>
+      <w:r>
+        <w:br/>
+      </w:r>
+      <w:r>
+        <w:rPr>
+          <w:rFonts w:ascii="Charis SIL Regular" w:hAnsi="Charis SIL Regular" w:eastAsia="Charis SIL Regular"/>
+          <w:b w:val="0"/>
+          <w:i w:val="0"/>
+          <w:color w:val="000000"/>
+          <w:sz w:val="24"/>
+        </w:rPr>
+        <w:t xml:space="preserve">•  </w:t>
+      </w:r>
+      <w:r>
+        <w:rPr>
+          <w:rFonts w:ascii="Charis SIL Regular" w:hAnsi="Charis SIL Regular" w:eastAsia="Charis SIL Regular"/>
+          <w:b w:val="0"/>
+          <w:i w:val="0"/>
+          <w:color w:val="0000FF"/>
+          <w:sz w:val="24"/>
+          <w:u w:val="single"/>
+        </w:rPr>
+        <w:t>Nijmeegs Volkenkundig Museum</w:t>
+      </w:r>
+      <w:r>
+        <w:br/>
+      </w:r>
+      <w:r>
+        <w:rPr>
+          <w:rFonts w:ascii="Charis SIL Regular" w:hAnsi="Charis SIL Regular" w:eastAsia="Charis SIL Regular"/>
+          <w:b w:val="0"/>
+          <w:i w:val="0"/>
+          <w:color w:val="000000"/>
+          <w:sz w:val="24"/>
+        </w:rPr>
+        <w:t xml:space="preserve">•  </w:t>
+      </w:r>
+      <w:r>
+        <w:rPr>
+          <w:rFonts w:ascii="Charis SIL Regular" w:hAnsi="Charis SIL Regular" w:eastAsia="Charis SIL Regular"/>
+          <w:b w:val="0"/>
+          <w:i w:val="0"/>
+          <w:color w:val="0000FF"/>
+          <w:sz w:val="24"/>
+          <w:u w:val="single"/>
+        </w:rPr>
+        <w:t>Nederlandsch Zendeling Genoots</w:t>
+      </w:r>
+      <w:r>
+        <w:rPr>
+          <w:rFonts w:ascii="Charis SIL Regular" w:hAnsi="Charis SIL Regular" w:eastAsia="Charis SIL Regular"/>
+          <w:b w:val="0"/>
+          <w:i w:val="0"/>
+          <w:color w:val="0000FF"/>
+          <w:sz w:val="24"/>
+          <w:u w:val="single"/>
+        </w:rPr>
+        <w:t>chap</w:t>
+      </w:r>
+      <w:r>
+        <w:br/>
+      </w:r>
+      <w:r>
+        <w:rPr>
+          <w:rFonts w:ascii="Charis SIL Regular" w:hAnsi="Charis SIL Regular" w:eastAsia="Charis SIL Regular"/>
+          <w:b w:val="0"/>
+          <w:i w:val="0"/>
+          <w:color w:val="000000"/>
+          <w:sz w:val="24"/>
+        </w:rPr>
+        <w:t xml:space="preserve">•  </w:t>
+      </w:r>
+      <w:r>
+        <w:rPr>
+          <w:rFonts w:ascii="Charis SIL Regular" w:hAnsi="Charis SIL Regular" w:eastAsia="Charis SIL Regular"/>
+          <w:b w:val="0"/>
+          <w:i w:val="0"/>
+          <w:color w:val="0000FF"/>
+          <w:sz w:val="24"/>
+          <w:u w:val="single"/>
+        </w:rPr>
+        <w:t>Scientific research in colonised territ</w:t>
+      </w:r>
+      <w:r>
+        <w:rPr>
+          <w:rFonts w:ascii="Charis SIL Regular" w:hAnsi="Charis SIL Regular" w:eastAsia="Charis SIL Regular"/>
+          <w:b w:val="0"/>
+          <w:i w:val="0"/>
+          <w:color w:val="0000FF"/>
+          <w:sz w:val="24"/>
+          <w:u w:val="single"/>
+        </w:rPr>
+        <w:t>orie</w:t>
+      </w:r>
+      <w:r>
+        <w:rPr>
+          <w:rFonts w:ascii="Charis SIL Regular" w:hAnsi="Charis SIL Regular" w:eastAsia="Charis SIL Regular"/>
+          <w:b w:val="0"/>
+          <w:i w:val="0"/>
+          <w:color w:val="0000FF"/>
+          <w:sz w:val="24"/>
         </w:rPr>
         <w:t>s</w:t>
-      </w:r>
-      <w:r>
-        <w:br/>
-      </w:r>
-      <w:r>
-        <w:rPr>
-          <w:rFonts w:ascii="Charis SIL Regular" w:hAnsi="Charis SIL Regular" w:eastAsia="Charis SIL Regular"/>
-          <w:b w:val="0"/>
-          <w:i w:val="0"/>
-          <w:color w:val="000000"/>
-          <w:sz w:val="24"/>
-        </w:rPr>
-        <w:t xml:space="preserve">•  </w:t>
-      </w:r>
-      <w:r>
-        <w:rPr>
-          <w:rFonts w:ascii="Charis SIL Regular" w:hAnsi="Charis SIL Regular" w:eastAsia="Charis SIL Regular"/>
-          <w:b w:val="0"/>
-          <w:i w:val="0"/>
-          <w:color w:val="0000FF"/>
-          <w:sz w:val="24"/>
-          <w:u w:val="single"/>
-        </w:rPr>
-        <w:t>Indonesia</w:t>
-      </w:r>
-      <w:r>
-        <w:br/>
-      </w:r>
-      <w:r>
-        <w:rPr>
-          <w:rFonts w:ascii="Charis SIL Regular" w:hAnsi="Charis SIL Regular" w:eastAsia="Charis SIL Regular"/>
-          <w:b w:val="0"/>
-          <w:i w:val="0"/>
-          <w:color w:val="000000"/>
-          <w:sz w:val="24"/>
-        </w:rPr>
-        <w:t xml:space="preserve">•  </w:t>
-      </w:r>
-      <w:r>
-        <w:rPr>
-          <w:rFonts w:ascii="Charis SIL Regular" w:hAnsi="Charis SIL Regular" w:eastAsia="Charis SIL Regular"/>
-          <w:b w:val="0"/>
-          <w:i w:val="0"/>
-          <w:color w:val="0000FF"/>
-          <w:sz w:val="24"/>
-          <w:u w:val="single"/>
-        </w:rPr>
-        <w:t>Nederland</w:t>
-      </w:r>
-      <w:r>
-        <w:rPr>
-          <w:rFonts w:ascii="Charis SIL Regular" w:hAnsi="Charis SIL Regular" w:eastAsia="Charis SIL Regular"/>
-          <w:b w:val="0"/>
-          <w:i w:val="0"/>
-          <w:color w:val="0000FF"/>
-          <w:sz w:val="24"/>
-          <w:u w:val="single"/>
-        </w:rPr>
-        <w:t>s Volkenkundig Missiemuseum</w:t>
-      </w:r>
-      <w:r>
-        <w:br/>
-      </w:r>
-      <w:r>
-        <w:rPr>
-          <w:rFonts w:ascii="Charis SIL Regular" w:hAnsi="Charis SIL Regular" w:eastAsia="Charis SIL Regular"/>
-          <w:b w:val="0"/>
-          <w:i w:val="0"/>
-          <w:color w:val="000000"/>
-          <w:sz w:val="24"/>
-        </w:rPr>
-        <w:t xml:space="preserve">•  </w:t>
-      </w:r>
-      <w:r>
-        <w:rPr>
-          <w:rFonts w:ascii="Charis SIL Regular" w:hAnsi="Charis SIL Regular" w:eastAsia="Charis SIL Regular"/>
-          <w:b w:val="0"/>
-          <w:i w:val="0"/>
-          <w:color w:val="0000FF"/>
-          <w:sz w:val="24"/>
-          <w:u w:val="single"/>
-        </w:rPr>
-        <w:t>Nijmeegs Volkenkundig Museum</w:t>
-      </w:r>
-      <w:r>
-        <w:br/>
-      </w:r>
-      <w:r>
-        <w:rPr>
-          <w:rFonts w:ascii="Charis SIL Regular" w:hAnsi="Charis SIL Regular" w:eastAsia="Charis SIL Regular"/>
-          <w:b w:val="0"/>
-          <w:i w:val="0"/>
-          <w:color w:val="000000"/>
-          <w:sz w:val="24"/>
-        </w:rPr>
-        <w:t xml:space="preserve">•  </w:t>
-      </w:r>
-      <w:r>
-        <w:rPr>
-          <w:rFonts w:ascii="Charis SIL Regular" w:hAnsi="Charis SIL Regular" w:eastAsia="Charis SIL Regular"/>
-          <w:b w:val="0"/>
-          <w:i w:val="0"/>
-          <w:color w:val="0000FF"/>
-          <w:sz w:val="24"/>
-          <w:u w:val="single"/>
-        </w:rPr>
-        <w:t>Nederlandsch Zendeling Genoots</w:t>
-      </w:r>
-      <w:r>
-        <w:rPr>
-          <w:rFonts w:ascii="Charis SIL Regular" w:hAnsi="Charis SIL Regular" w:eastAsia="Charis SIL Regular"/>
-          <w:b w:val="0"/>
-          <w:i w:val="0"/>
-          <w:color w:val="0000FF"/>
-          <w:sz w:val="24"/>
-          <w:u w:val="single"/>
-        </w:rPr>
-        <w:t>chap</w:t>
-      </w:r>
-      <w:r>
-        <w:br/>
-      </w:r>
-      <w:r>
-        <w:rPr>
-          <w:rFonts w:ascii="Charis SIL Regular" w:hAnsi="Charis SIL Regular" w:eastAsia="Charis SIL Regular"/>
-          <w:b w:val="0"/>
-          <w:i w:val="0"/>
-          <w:color w:val="000000"/>
-          <w:sz w:val="24"/>
-        </w:rPr>
-        <w:t xml:space="preserve">•  </w:t>
-      </w:r>
-      <w:r>
-        <w:rPr>
-          <w:rFonts w:ascii="Charis SIL Regular" w:hAnsi="Charis SIL Regular" w:eastAsia="Charis SIL Regular"/>
-          <w:b w:val="0"/>
-          <w:i w:val="0"/>
-          <w:color w:val="0000FF"/>
-          <w:sz w:val="24"/>
-          <w:u w:val="single"/>
-        </w:rPr>
-        <w:t>Scientific research in colonised terri</w:t>
-      </w:r>
-      <w:r>
-        <w:rPr>
-          <w:rFonts w:ascii="Charis SIL Regular" w:hAnsi="Charis SIL Regular" w:eastAsia="Charis SIL Regular"/>
-          <w:b w:val="0"/>
-          <w:i w:val="0"/>
-          <w:color w:val="0000FF"/>
-          <w:sz w:val="24"/>
-          <w:u w:val="single"/>
-        </w:rPr>
-        <w:t>t</w:t>
-      </w:r>
-      <w:r>
-        <w:rPr>
-          <w:rFonts w:ascii="Charis SIL Regular" w:hAnsi="Charis SIL Regular" w:eastAsia="Charis SIL Regular"/>
-          <w:b w:val="0"/>
-          <w:i w:val="0"/>
-          <w:color w:val="0000FF"/>
-          <w:sz w:val="24"/>
-          <w:u w:val="single"/>
-        </w:rPr>
-        <w:t>ories</w:t>
       </w:r>
       <w:r>
         <w:br/>
@@ -4309,9 +4188,15 @@
           <w:i w:val="0"/>
           <w:color w:val="0000FF"/>
           <w:sz w:val="24"/>
-          <w:u w:val="single"/>
-        </w:rPr>
-        <w:t>7</w:t>
+        </w:rPr>
+        <w:hyperlink r:id="rId25" w:history="1">
+          <w:r>
+            <w:rPr>
+              <w:rStyle w:val="Hyperlink"/>
+            </w:rPr>
+            <w:t>7</w:t>
+          </w:r>
+        </w:hyperlink>
       </w:r>
       <w:r>
         <w:rPr>

--- a/EXPORTS/DOCX/published/niveau2/English/ChristianMission.docx
+++ b/EXPORTS/DOCX/published/niveau2/English/ChristianMission.docx
@@ -794,25 +794,7 @@
             <w:rPr>
               <w:rStyle w:val="Hyperlink"/>
             </w:rPr>
-            <w:t>r</w:t>
-          </w:r>
-        </w:hyperlink>
-      </w:r>
-      <w:r>
-        <w:rPr>
-          <w:rFonts w:ascii="Charis SIL Regular" w:hAnsi="Charis SIL Regular" w:eastAsia="Charis SIL Regular"/>
-          <w:b w:val="0"/>
-          <w:i w:val="0"/>
-          <w:color w:val="0000FF"/>
-          <w:sz w:val="24"/>
-          <w:u w:val="single"/>
-        </w:rPr>
-        <w:hyperlink r:id="rId11" w:history="1">
-          <w:r>
-            <w:rPr>
-              <w:rStyle w:val="Hyperlink"/>
-            </w:rPr>
-            <w:t>egation</w:t>
+            <w:t>regation</w:t>
           </w:r>
         </w:hyperlink>
       </w:r>
@@ -865,7 +847,7 @@
           <w:sz w:val="24"/>
           <w:u w:val="single"/>
         </w:rPr>
-        <w:hyperlink r:id="rId11" w:history="1">
+        <w:hyperlink r:id="rId10" w:history="1">
           <w:r>
             <w:rPr>
               <w:rStyle w:val="Hyperlink"/>
@@ -894,7 +876,7 @@
           <w:sz w:val="24"/>
           <w:u w:val="single"/>
         </w:rPr>
-        <w:hyperlink r:id="rId11" w:history="1">
+        <w:hyperlink r:id="rId10" w:history="1">
           <w:r>
             <w:rPr>
               <w:rStyle w:val="Hyperlink"/>
@@ -912,7 +894,7 @@
           <w:sz w:val="24"/>
           <w:u w:val="single"/>
         </w:rPr>
-        <w:hyperlink r:id="rId11" w:history="1">
+        <w:hyperlink r:id="rId10" w:history="1">
           <w:r>
             <w:rPr>
               <w:rStyle w:val="Hyperlink"/>
@@ -930,7 +912,7 @@
           <w:sz w:val="24"/>
           <w:u w:val="single"/>
         </w:rPr>
-        <w:hyperlink r:id="rId11" w:history="1">
+        <w:hyperlink r:id="rId10" w:history="1">
           <w:r>
             <w:rPr>
               <w:rStyle w:val="Hyperlink"/>
@@ -959,7 +941,7 @@
           <w:sz w:val="24"/>
           <w:u w:val="single"/>
         </w:rPr>
-        <w:hyperlink r:id="rId10" w:history="1">
+        <w:hyperlink r:id="rId11" w:history="1">
           <w:r>
             <w:rPr>
               <w:rStyle w:val="Hyperlink"/>
@@ -1098,7 +1080,61 @@
           <w:color w:val="000000"/>
           <w:sz w:val="24"/>
         </w:rPr>
-        <w:t xml:space="preserve"> (formerly the Afrika Muse</w:t>
+        <w:t xml:space="preserve"> (formerly</w:t>
+      </w:r>
+      <w:r>
+        <w:rPr>
+          <w:u w:val="single" w:color="0000ff"/>
+          <w:rFonts w:ascii="Charis SIL Regular" w:hAnsi="Charis SIL Regular" w:eastAsia="Charis SIL Regular"/>
+          <w:b w:val="0"/>
+          <w:i w:val="0"/>
+          <w:color w:val="000000"/>
+          <w:sz w:val="24"/>
+        </w:rPr>
+        <w:hyperlink r:id="rId11" w:history="1">
+          <w:r>
+            <w:rPr>
+              <w:rStyle w:val="Hyperlink"/>
+            </w:rPr>
+            <w:t xml:space="preserve"> the Afrika M</w:t>
+          </w:r>
+        </w:hyperlink>
+      </w:r>
+      <w:r>
+        <w:rPr>
+          <w:u w:val="single" w:color="0000ff"/>
+          <w:rFonts w:ascii="Charis SIL Regular" w:hAnsi="Charis SIL Regular" w:eastAsia="Charis SIL Regular"/>
+          <w:b w:val="0"/>
+          <w:i w:val="0"/>
+          <w:color w:val="000000"/>
+          <w:sz w:val="24"/>
+        </w:rPr>
+        <w:hyperlink r:id="rId11" w:history="1">
+          <w:r>
+            <w:rPr>
+              <w:rStyle w:val="Hyperlink"/>
+            </w:rPr>
+            <w:t>u</w:t>
+          </w:r>
+        </w:hyperlink>
+      </w:r>
+      <w:r>
+        <w:rPr>
+          <w:u w:val="single" w:color="0000ff"/>
+          <w:rFonts w:ascii="Charis SIL Regular" w:hAnsi="Charis SIL Regular" w:eastAsia="Charis SIL Regular"/>
+          <w:b w:val="0"/>
+          <w:i w:val="0"/>
+          <w:color w:val="000000"/>
+          <w:sz w:val="24"/>
+        </w:rPr>
+        <w:hyperlink r:id="rId11" w:history="1">
+          <w:r>
+            <w:rPr>
+              <w:rStyle w:val="Hyperlink"/>
+            </w:rPr>
+            <w:t>se</w:t>
+          </w:r>
+        </w:hyperlink>
       </w:r>
       <w:r>
         <w:rPr>
@@ -1213,13 +1249,21 @@
       </w:r>
       <w:r>
         <w:rPr>
+          <w:u w:val="single" w:color="0000ff"/>
           <w:rFonts w:ascii="Charis SIL Regular" w:hAnsi="Charis SIL Regular" w:eastAsia="Charis SIL Regular"/>
           <w:b w:val="0"/>
           <w:i w:val="0"/>
           <w:color w:val="000000"/>
           <w:sz w:val="24"/>
         </w:rPr>
-        <w:t>2024</w:t>
+        <w:hyperlink r:id="rId12" w:history="1">
+          <w:r>
+            <w:rPr>
+              <w:rStyle w:val="Hyperlink"/>
+            </w:rPr>
+            <w:t>2024</w:t>
+          </w:r>
+        </w:hyperlink>
       </w:r>
       <w:r>
         <w:rPr>
@@ -1792,7 +1836,61 @@
           <w:color w:val="000000"/>
           <w:sz w:val="24"/>
         </w:rPr>
-        <w:t>Dutch Protestant and Catholic mis</w:t>
+        <w:t>Dut</w:t>
+      </w:r>
+      <w:r>
+        <w:rPr>
+          <w:u w:val="single" w:color="0000ff"/>
+          <w:rFonts w:ascii="Charis SIL Regular" w:hAnsi="Charis SIL Regular" w:eastAsia="Charis SIL Regular"/>
+          <w:b w:val="0"/>
+          <w:i w:val="0"/>
+          <w:color w:val="000000"/>
+          <w:sz w:val="24"/>
+        </w:rPr>
+        <w:hyperlink r:id="rId15" w:history="1">
+          <w:r>
+            <w:rPr>
+              <w:rStyle w:val="Hyperlink"/>
+            </w:rPr>
+            <w:t>ch Protestant</w:t>
+          </w:r>
+        </w:hyperlink>
+      </w:r>
+      <w:r>
+        <w:rPr>
+          <w:u w:val="single" w:color="0000ff"/>
+          <w:rFonts w:ascii="Charis SIL Regular" w:hAnsi="Charis SIL Regular" w:eastAsia="Charis SIL Regular"/>
+          <w:b w:val="0"/>
+          <w:i w:val="0"/>
+          <w:color w:val="000000"/>
+          <w:sz w:val="24"/>
+        </w:rPr>
+        <w:hyperlink r:id="rId15" w:history="1">
+          <w:r>
+            <w:rPr>
+              <w:rStyle w:val="Hyperlink"/>
+            </w:rPr>
+            <w:t xml:space="preserve"> and</w:t>
+          </w:r>
+        </w:hyperlink>
+      </w:r>
+      <w:r>
+        <w:rPr>
+          <w:u w:val="single" w:color="0000ff"/>
+          <w:rFonts w:ascii="Charis SIL Regular" w:hAnsi="Charis SIL Regular" w:eastAsia="Charis SIL Regular"/>
+          <w:b w:val="0"/>
+          <w:i w:val="0"/>
+          <w:color w:val="000000"/>
+          <w:sz w:val="24"/>
+        </w:rPr>
+        <w:hyperlink r:id="rId15" w:history="1">
+          <w:r>
+            <w:rPr>
+              <w:rStyle w:val="Hyperlink"/>
+            </w:rPr>
+            <w:t xml:space="preserve"> Catholic mis</w:t>
+          </w:r>
+        </w:hyperlink>
       </w:r>
       <w:r>
         <w:rPr>
@@ -2435,16 +2533,8 @@
           <w:i w:val="0"/>
           <w:color w:val="0000FF"/>
           <w:sz w:val="24"/>
-          <w:u w:val="single"/>
-        </w:rPr>
-        <w:hyperlink r:id="rId19" w:history="1">
-          <w:r>
-            <w:rPr>
-              <w:rStyle w:val="Hyperlink"/>
-            </w:rPr>
-            <w:t>Churches</w:t>
-          </w:r>
-        </w:hyperlink>
+        </w:rPr>
+        <w:t>Churches in the Nether</w:t>
       </w:r>
       <w:r>
         <w:rPr>
@@ -2455,94 +2545,7 @@
           <w:sz w:val="24"/>
           <w:u w:val="single"/>
         </w:rPr>
-        <w:t xml:space="preserve"> </w:t>
-      </w:r>
-      <w:r>
-        <w:rPr>
-          <w:rFonts w:ascii="Charis SIL Regular" w:hAnsi="Charis SIL Regular" w:eastAsia="Charis SIL Regular"/>
-          <w:b w:val="0"/>
-          <w:i w:val="0"/>
-          <w:color w:val="0000FF"/>
-          <w:sz w:val="24"/>
-          <w:u w:val="single"/>
-        </w:rPr>
-        <w:hyperlink r:id="rId19" w:history="1">
-          <w:r>
-            <w:rPr>
-              <w:rStyle w:val="Hyperlink"/>
-            </w:rPr>
-            <w:t>in</w:t>
-          </w:r>
-        </w:hyperlink>
-      </w:r>
-      <w:r>
-        <w:rPr>
-          <w:rFonts w:ascii="Charis SIL Regular" w:hAnsi="Charis SIL Regular" w:eastAsia="Charis SIL Regular"/>
-          <w:b w:val="0"/>
-          <w:i w:val="0"/>
-          <w:color w:val="0000FF"/>
-          <w:sz w:val="24"/>
-          <w:u w:val="single"/>
-        </w:rPr>
-        <w:t xml:space="preserve"> th</w:t>
-      </w:r>
-      <w:r>
-        <w:rPr>
-          <w:rFonts w:ascii="Charis SIL Regular" w:hAnsi="Charis SIL Regular" w:eastAsia="Charis SIL Regular"/>
-          <w:b w:val="0"/>
-          <w:i w:val="0"/>
-          <w:color w:val="0000FF"/>
-          <w:sz w:val="24"/>
-          <w:u w:val="single"/>
-        </w:rPr>
         <w:hyperlink r:id="rId18" w:history="1">
-          <w:r>
-            <w:rPr>
-              <w:rStyle w:val="Hyperlink"/>
-            </w:rPr>
-            <w:t>e</w:t>
-          </w:r>
-        </w:hyperlink>
-      </w:r>
-      <w:r>
-        <w:rPr>
-          <w:rFonts w:ascii="Charis SIL Regular" w:hAnsi="Charis SIL Regular" w:eastAsia="Charis SIL Regular"/>
-          <w:b w:val="0"/>
-          <w:i w:val="0"/>
-          <w:color w:val="0000FF"/>
-          <w:sz w:val="24"/>
-          <w:u w:val="single"/>
-        </w:rPr>
-        <w:t xml:space="preserve"> </w:t>
-      </w:r>
-      <w:r>
-        <w:rPr>
-          <w:rFonts w:ascii="Charis SIL Regular" w:hAnsi="Charis SIL Regular" w:eastAsia="Charis SIL Regular"/>
-          <w:b w:val="0"/>
-          <w:i w:val="0"/>
-          <w:color w:val="0000FF"/>
-          <w:sz w:val="24"/>
-          <w:u w:val="single"/>
-        </w:rPr>
-        <w:hyperlink r:id="rId18" w:history="1">
-          <w:r>
-            <w:rPr>
-              <w:rStyle w:val="Hyperlink"/>
-            </w:rPr>
-            <w:t>Nether</w:t>
-          </w:r>
-        </w:hyperlink>
-      </w:r>
-      <w:r>
-        <w:rPr>
-          <w:rFonts w:ascii="Charis SIL Regular" w:hAnsi="Charis SIL Regular" w:eastAsia="Charis SIL Regular"/>
-          <w:b w:val="0"/>
-          <w:i w:val="0"/>
-          <w:color w:val="0000FF"/>
-          <w:sz w:val="24"/>
-          <w:u w:val="single"/>
-        </w:rPr>
-        <w:hyperlink r:id="rId19" w:history="1">
           <w:r>
             <w:rPr>
               <w:rStyle w:val="Hyperlink"/>
@@ -2553,14 +2556,20 @@
       </w:r>
       <w:r>
         <w:rPr>
-          <w:u w:val="single" w:color="0000ff"/>
           <w:rFonts w:ascii="Charis SIL Regular" w:hAnsi="Charis SIL Regular" w:eastAsia="Charis SIL Regular"/>
           <w:b w:val="0"/>
           <w:i w:val="0"/>
           <w:color w:val="000000"/>
           <w:sz w:val="24"/>
         </w:rPr>
-        <w:t xml:space="preserve">, </w:t>
+        <w:hyperlink r:id="rId18" w:history="1">
+          <w:r>
+            <w:rPr>
+              <w:rStyle w:val="Hyperlink"/>
+            </w:rPr>
+            <w:t xml:space="preserve">, </w:t>
+          </w:r>
+        </w:hyperlink>
       </w:r>
       <w:r>
         <w:rPr>
@@ -2571,7 +2580,7 @@
           <w:sz w:val="24"/>
           <w:u w:val="single"/>
         </w:rPr>
-        <w:hyperlink r:id="rId20" w:history="1">
+        <w:hyperlink r:id="rId18" w:history="1">
           <w:r>
             <w:rPr>
               <w:rStyle w:val="Hyperlink"/>
@@ -2589,7 +2598,7 @@
           <w:sz w:val="24"/>
           <w:u w:val="single"/>
         </w:rPr>
-        <w:hyperlink r:id="rId19" w:history="1">
+        <w:hyperlink r:id="rId20" w:history="1">
           <w:r>
             <w:rPr>
               <w:rStyle w:val="Hyperlink"/>
@@ -2607,12 +2616,48 @@
           <w:sz w:val="24"/>
           <w:u w:val="single"/>
         </w:rPr>
-        <w:hyperlink r:id="rId19" w:history="1">
+        <w:hyperlink r:id="rId20" w:history="1">
           <w:r>
             <w:rPr>
               <w:rStyle w:val="Hyperlink"/>
             </w:rPr>
             <w:t>Prote</w:t>
+          </w:r>
+        </w:hyperlink>
+      </w:r>
+      <w:r>
+        <w:rPr>
+          <w:rFonts w:ascii="Charis SIL Regular" w:hAnsi="Charis SIL Regular" w:eastAsia="Charis SIL Regular"/>
+          <w:b w:val="0"/>
+          <w:i w:val="0"/>
+          <w:color w:val="0000FF"/>
+          <w:sz w:val="24"/>
+          <w:u w:val="single"/>
+        </w:rPr>
+        <w:hyperlink r:id="rId20" w:history="1">
+          <w:r>
+            <w:rPr>
+              <w:rStyle w:val="Hyperlink"/>
+            </w:rPr>
+            <w:t>s</w:t>
+          </w:r>
+        </w:hyperlink>
+      </w:r>
+      <w:r>
+        <w:rPr>
+          <w:rFonts w:ascii="Charis SIL Regular" w:hAnsi="Charis SIL Regular" w:eastAsia="Charis SIL Regular"/>
+          <w:b w:val="0"/>
+          <w:i w:val="0"/>
+          <w:color w:val="0000FF"/>
+          <w:sz w:val="24"/>
+          <w:u w:val="single"/>
+        </w:rPr>
+        <w:hyperlink r:id="rId20" w:history="1">
+          <w:r>
+            <w:rPr>
+              <w:rStyle w:val="Hyperlink"/>
+            </w:rPr>
+            <w:t>tant</w:t>
           </w:r>
         </w:hyperlink>
       </w:r>
@@ -2643,14 +2688,7 @@
           <w:sz w:val="24"/>
           <w:u w:val="single"/>
         </w:rPr>
-        <w:hyperlink r:id="rId19" w:history="1">
-          <w:r>
-            <w:rPr>
-              <w:rStyle w:val="Hyperlink"/>
-            </w:rPr>
-            <w:t>tant</w:t>
-          </w:r>
-        </w:hyperlink>
+        <w:t xml:space="preserve"> </w:t>
       </w:r>
       <w:r>
         <w:rPr>
@@ -2662,35 +2700,6 @@
           <w:u w:val="single"/>
         </w:rPr>
         <w:hyperlink r:id="rId19" w:history="1">
-          <w:r>
-            <w:rPr>
-              <w:rStyle w:val="Hyperlink"/>
-            </w:rPr>
-            <w:t>s</w:t>
-          </w:r>
-        </w:hyperlink>
-      </w:r>
-      <w:r>
-        <w:rPr>
-          <w:rFonts w:ascii="Charis SIL Regular" w:hAnsi="Charis SIL Regular" w:eastAsia="Charis SIL Regular"/>
-          <w:b w:val="0"/>
-          <w:i w:val="0"/>
-          <w:color w:val="0000FF"/>
-          <w:sz w:val="24"/>
-          <w:u w:val="single"/>
-        </w:rPr>
-        <w:t xml:space="preserve"> </w:t>
-      </w:r>
-      <w:r>
-        <w:rPr>
-          <w:rFonts w:ascii="Charis SIL Regular" w:hAnsi="Charis SIL Regular" w:eastAsia="Charis SIL Regular"/>
-          <w:b w:val="0"/>
-          <w:i w:val="0"/>
-          <w:color w:val="0000FF"/>
-          <w:sz w:val="24"/>
-          <w:u w:val="single"/>
-        </w:rPr>
-        <w:hyperlink r:id="rId20" w:history="1">
           <w:r>
             <w:rPr>
               <w:rStyle w:val="Hyperlink"/>
@@ -2701,32 +2710,13 @@
       </w:r>
       <w:r>
         <w:rPr>
-          <w:u w:val="single" w:color="0000ff"/>
           <w:rFonts w:ascii="Charis SIL Regular" w:hAnsi="Charis SIL Regular" w:eastAsia="Charis SIL Regular"/>
           <w:b w:val="0"/>
           <w:i w:val="0"/>
           <w:color w:val="000000"/>
           <w:sz w:val="24"/>
         </w:rPr>
-        <w:hyperlink r:id="rId19" w:history="1">
-          <w:r>
-            <w:rPr>
-              <w:rStyle w:val="Hyperlink"/>
-            </w:rPr>
-            <w:t xml:space="preserve"> at the</w:t>
-          </w:r>
-        </w:hyperlink>
-      </w:r>
-      <w:r>
-        <w:rPr>
-          <w:u w:val="single" w:color="0000ff"/>
-          <w:rFonts w:ascii="Charis SIL Regular" w:hAnsi="Charis SIL Regular" w:eastAsia="Charis SIL Regular"/>
-          <w:b w:val="0"/>
-          <w:i w:val="0"/>
-          <w:color w:val="000000"/>
-          <w:sz w:val="24"/>
-        </w:rPr>
-        <w:t xml:space="preserve"> Vrije U</w:t>
+        <w:t xml:space="preserve"> at the Vrije U</w:t>
       </w:r>
       <w:r>
         <w:rPr>
@@ -2748,75 +2738,13 @@
       </w:r>
       <w:r>
         <w:rPr>
-          <w:u w:val="single" w:color="0000ff"/>
           <w:rFonts w:ascii="Charis SIL Regular" w:hAnsi="Charis SIL Regular" w:eastAsia="Charis SIL Regular"/>
           <w:b w:val="0"/>
           <w:i w:val="0"/>
           <w:color w:val="000000"/>
           <w:sz w:val="24"/>
         </w:rPr>
-        <w:hyperlink r:id="rId19" w:history="1">
-          <w:r>
-            <w:rPr>
-              <w:rStyle w:val="Hyperlink"/>
-            </w:rPr>
-            <w:t>v</w:t>
-          </w:r>
-        </w:hyperlink>
-      </w:r>
-      <w:r>
-        <w:rPr>
-          <w:u w:val="single" w:color="0000ff"/>
-          <w:rFonts w:ascii="Charis SIL Regular" w:hAnsi="Charis SIL Regular" w:eastAsia="Charis SIL Regular"/>
-          <w:b w:val="0"/>
-          <w:i w:val="0"/>
-          <w:color w:val="000000"/>
-          <w:sz w:val="24"/>
-        </w:rPr>
-        <w:hyperlink r:id="rId19" w:history="1">
-          <w:r>
-            <w:rPr>
-              <w:rStyle w:val="Hyperlink"/>
-            </w:rPr>
-            <w:t>ers</w:t>
-          </w:r>
-        </w:hyperlink>
-      </w:r>
-      <w:r>
-        <w:rPr>
-          <w:u w:val="single" w:color="0000ff"/>
-          <w:rFonts w:ascii="Charis SIL Regular" w:hAnsi="Charis SIL Regular" w:eastAsia="Charis SIL Regular"/>
-          <w:b w:val="0"/>
-          <w:i w:val="0"/>
-          <w:color w:val="000000"/>
-          <w:sz w:val="24"/>
-        </w:rPr>
-        <w:hyperlink r:id="rId19" w:history="1">
-          <w:r>
-            <w:rPr>
-              <w:rStyle w:val="Hyperlink"/>
-            </w:rPr>
-            <w:t>i</w:t>
-          </w:r>
-        </w:hyperlink>
-      </w:r>
-      <w:r>
-        <w:rPr>
-          <w:u w:val="single" w:color="0000ff"/>
-          <w:rFonts w:ascii="Charis SIL Regular" w:hAnsi="Charis SIL Regular" w:eastAsia="Charis SIL Regular"/>
-          <w:b w:val="0"/>
-          <w:i w:val="0"/>
-          <w:color w:val="000000"/>
-          <w:sz w:val="24"/>
-        </w:rPr>
-        <w:hyperlink r:id="rId19" w:history="1">
-          <w:r>
-            <w:rPr>
-              <w:rStyle w:val="Hyperlink"/>
-            </w:rPr>
-            <w:t xml:space="preserve">teit, </w:t>
-          </w:r>
-        </w:hyperlink>
+        <w:t xml:space="preserve">versiteit, </w:t>
       </w:r>
       <w:r>
         <w:rPr>
@@ -2845,7 +2773,7 @@
           <w:sz w:val="24"/>
           <w:u w:val="single"/>
         </w:rPr>
-        <w:hyperlink r:id="rId21" w:history="1">
+        <w:hyperlink r:id="rId19" w:history="1">
           <w:r>
             <w:rPr>
               <w:rStyle w:val="Hyperlink"/>
@@ -2881,7 +2809,7 @@
           <w:sz w:val="24"/>
           <w:u w:val="single"/>
         </w:rPr>
-        <w:hyperlink r:id="rId21" w:history="1">
+        <w:hyperlink r:id="rId19" w:history="1">
           <w:r>
             <w:rPr>
               <w:rStyle w:val="Hyperlink"/>
@@ -2899,7 +2827,7 @@
           <w:sz w:val="24"/>
           <w:u w:val="single"/>
         </w:rPr>
-        <w:hyperlink r:id="rId21" w:history="1">
+        <w:hyperlink r:id="rId19" w:history="1">
           <w:r>
             <w:rPr>
               <w:rStyle w:val="Hyperlink"/>
@@ -2917,7 +2845,7 @@
           <w:sz w:val="24"/>
           <w:u w:val="single"/>
         </w:rPr>
-        <w:hyperlink r:id="rId19" w:history="1">
+        <w:hyperlink r:id="rId21" w:history="1">
           <w:r>
             <w:rPr>
               <w:rStyle w:val="Hyperlink"/>
@@ -2935,7 +2863,14 @@
           <w:sz w:val="24"/>
           <w:u w:val="single"/>
         </w:rPr>
-        <w:t xml:space="preserve">ion </w:t>
+        <w:hyperlink r:id="rId21" w:history="1">
+          <w:r>
+            <w:rPr>
+              <w:rStyle w:val="Hyperlink"/>
+            </w:rPr>
+            <w:t>i</w:t>
+          </w:r>
+        </w:hyperlink>
       </w:r>
       <w:r>
         <w:rPr>
@@ -2947,6 +2882,35 @@
           <w:u w:val="single"/>
         </w:rPr>
         <w:hyperlink r:id="rId19" w:history="1">
+          <w:r>
+            <w:rPr>
+              <w:rStyle w:val="Hyperlink"/>
+            </w:rPr>
+            <w:t>on</w:t>
+          </w:r>
+        </w:hyperlink>
+      </w:r>
+      <w:r>
+        <w:rPr>
+          <w:rFonts w:ascii="Charis SIL Regular" w:hAnsi="Charis SIL Regular" w:eastAsia="Charis SIL Regular"/>
+          <w:b w:val="0"/>
+          <w:i w:val="0"/>
+          <w:color w:val="0000FF"/>
+          <w:sz w:val="24"/>
+          <w:u w:val="single"/>
+        </w:rPr>
+        <w:t xml:space="preserve"> </w:t>
+      </w:r>
+      <w:r>
+        <w:rPr>
+          <w:rFonts w:ascii="Charis SIL Regular" w:hAnsi="Charis SIL Regular" w:eastAsia="Charis SIL Regular"/>
+          <w:b w:val="0"/>
+          <w:i w:val="0"/>
+          <w:color w:val="0000FF"/>
+          <w:sz w:val="24"/>
+          <w:u w:val="single"/>
+        </w:rPr>
+        <w:hyperlink r:id="rId21" w:history="1">
           <w:r>
             <w:rPr>
               <w:rStyle w:val="Hyperlink"/>
@@ -2957,47 +2921,29 @@
       </w:r>
       <w:r>
         <w:rPr>
-          <w:u w:val="single" w:color="0000ff"/>
           <w:rFonts w:ascii="Charis SIL Regular" w:hAnsi="Charis SIL Regular" w:eastAsia="Charis SIL Regular"/>
           <w:b w:val="0"/>
           <w:i w:val="0"/>
           <w:color w:val="000000"/>
           <w:sz w:val="24"/>
         </w:rPr>
-        <w:hyperlink r:id="rId19" w:history="1">
-          <w:r>
-            <w:rPr>
-              <w:rStyle w:val="Hyperlink"/>
-            </w:rPr>
-            <w:t xml:space="preserve">, and </w:t>
-          </w:r>
-        </w:hyperlink>
+        <w:t xml:space="preserve">, and the </w:t>
       </w:r>
       <w:r>
         <w:rPr>
           <w:rFonts w:ascii="Charis SIL Regular" w:hAnsi="Charis SIL Regular" w:eastAsia="Charis SIL Regular"/>
           <w:b w:val="0"/>
           <w:i w:val="0"/>
-          <w:color w:val="000000"/>
-          <w:sz w:val="24"/>
-        </w:rPr>
-        <w:t>th</w:t>
-      </w:r>
-      <w:r>
-        <w:rPr>
-          <w:u w:val="single" w:color="0000ff"/>
-          <w:rFonts w:ascii="Charis SIL Regular" w:hAnsi="Charis SIL Regular" w:eastAsia="Charis SIL Regular"/>
-          <w:b w:val="0"/>
-          <w:i w:val="0"/>
-          <w:color w:val="000000"/>
-          <w:sz w:val="24"/>
+          <w:color w:val="0000FF"/>
+          <w:sz w:val="24"/>
+          <w:u w:val="single"/>
         </w:rPr>
         <w:hyperlink r:id="rId20" w:history="1">
           <w:r>
             <w:rPr>
               <w:rStyle w:val="Hyperlink"/>
             </w:rPr>
-            <w:t xml:space="preserve">e </w:t>
+            <w:t>Erf</w:t>
           </w:r>
         </w:hyperlink>
       </w:r>
@@ -3010,7 +2956,14 @@
           <w:sz w:val="24"/>
           <w:u w:val="single"/>
         </w:rPr>
-        <w:t>Erfgoedcentru</w:t>
+        <w:hyperlink r:id="rId20" w:history="1">
+          <w:r>
+            <w:rPr>
+              <w:rStyle w:val="Hyperlink"/>
+            </w:rPr>
+            <w:t>goedcentru</w:t>
+          </w:r>
+        </w:hyperlink>
       </w:r>
       <w:r>
         <w:rPr>
@@ -3021,7 +2974,7 @@
           <w:sz w:val="24"/>
           <w:u w:val="single"/>
         </w:rPr>
-        <w:hyperlink r:id="rId20" w:history="1">
+        <w:hyperlink r:id="rId22" w:history="1">
           <w:r>
             <w:rPr>
               <w:rStyle w:val="Hyperlink"/>
@@ -3156,96 +3109,13 @@
       </w:r>
       <w:r>
         <w:rPr>
-          <w:u w:val="single" w:color="0000ff"/>
           <w:rFonts w:ascii="Charis SIL Regular" w:hAnsi="Charis SIL Regular" w:eastAsia="Charis SIL Regular"/>
           <w:b w:val="0"/>
           <w:i w:val="0"/>
           <w:color w:val="000000"/>
           <w:sz w:val="24"/>
         </w:rPr>
-        <w:hyperlink r:id="rId21" w:history="1">
-          <w:r>
-            <w:rPr>
-              <w:rStyle w:val="Hyperlink"/>
-            </w:rPr>
-            <w:t>often still be fo</w:t>
-          </w:r>
-        </w:hyperlink>
-      </w:r>
-      <w:r>
-        <w:rPr>
-          <w:u w:val="single" w:color="0000ff"/>
-          <w:rFonts w:ascii="Charis SIL Regular" w:hAnsi="Charis SIL Regular" w:eastAsia="Charis SIL Regular"/>
-          <w:b w:val="0"/>
-          <w:i w:val="0"/>
-          <w:color w:val="000000"/>
-          <w:sz w:val="24"/>
-        </w:rPr>
-        <w:hyperlink r:id="rId21" w:history="1">
-          <w:r>
-            <w:rPr>
-              <w:rStyle w:val="Hyperlink"/>
-            </w:rPr>
-            <w:t>u</w:t>
-          </w:r>
-        </w:hyperlink>
-      </w:r>
-      <w:r>
-        <w:rPr>
-          <w:u w:val="single" w:color="0000ff"/>
-          <w:rFonts w:ascii="Charis SIL Regular" w:hAnsi="Charis SIL Regular" w:eastAsia="Charis SIL Regular"/>
-          <w:b w:val="0"/>
-          <w:i w:val="0"/>
-          <w:color w:val="000000"/>
-          <w:sz w:val="24"/>
-        </w:rPr>
-        <w:hyperlink r:id="rId21" w:history="1">
-          <w:r>
-            <w:rPr>
-              <w:rStyle w:val="Hyperlink"/>
-            </w:rPr>
-            <w:t xml:space="preserve">nd in </w:t>
-          </w:r>
-        </w:hyperlink>
-      </w:r>
-      <w:r>
-        <w:rPr>
-          <w:u w:val="single" w:color="0000ff"/>
-          <w:rFonts w:ascii="Charis SIL Regular" w:hAnsi="Charis SIL Regular" w:eastAsia="Charis SIL Regular"/>
-          <w:b w:val="0"/>
-          <w:i w:val="0"/>
-          <w:color w:val="000000"/>
-          <w:sz w:val="24"/>
-        </w:rPr>
-        <w:t>t</w:t>
-      </w:r>
-      <w:r>
-        <w:rPr>
-          <w:rFonts w:ascii="Charis SIL Regular" w:hAnsi="Charis SIL Regular" w:eastAsia="Charis SIL Regular"/>
-          <w:b w:val="0"/>
-          <w:i w:val="0"/>
-          <w:color w:val="000000"/>
-          <w:sz w:val="24"/>
-        </w:rPr>
-        <w:t>he count</w:t>
-      </w:r>
-      <w:r>
-        <w:rPr>
-          <w:u w:val="single" w:color="0000ff"/>
-          <w:rFonts w:ascii="Charis SIL Regular" w:hAnsi="Charis SIL Regular" w:eastAsia="Charis SIL Regular"/>
-          <w:b w:val="0"/>
-          <w:i w:val="0"/>
-          <w:color w:val="000000"/>
-          <w:sz w:val="24"/>
-        </w:rPr>
-        <w:hyperlink r:id="rId22" w:history="1">
-          <w:r>
-            <w:rPr>
-              <w:rStyle w:val="Hyperlink"/>
-            </w:rPr>
-            <w:t>ries where the m</w:t>
-          </w:r>
-        </w:hyperlink>
+        <w:t>often still be found in the countries where the m</w:t>
       </w:r>
       <w:r>
         <w:rPr>
@@ -3575,7 +3445,7 @@
           <w:sz w:val="24"/>
           <w:u w:val="single"/>
         </w:rPr>
-        <w:t>Scientific research in colonised territ</w:t>
+        <w:t>Scientific research in colonised terri</w:t>
       </w:r>
       <w:r>
         <w:rPr>
@@ -3586,7 +3456,7 @@
           <w:sz w:val="24"/>
           <w:u w:val="single"/>
         </w:rPr>
-        <w:t>orie</w:t>
+        <w:t>t</w:t>
       </w:r>
       <w:r>
         <w:rPr>
@@ -3595,8 +3465,9 @@
           <w:i w:val="0"/>
           <w:color w:val="0000FF"/>
           <w:sz w:val="24"/>
-        </w:rPr>
-        <w:t>s</w:t>
+          <w:u w:val="single"/>
+        </w:rPr>
+        <w:t>ories</w:t>
       </w:r>
       <w:r>
         <w:br/>
